--- a/incapacity-drafting/references/Living_Will_v1.1.docx
+++ b/incapacity-drafting/references/Living_Will_v1.1.docx
@@ -156,7 +156,7 @@
       </w:pPr>
       <w:r>
         <w:lastRenderedPageBreak/>
-        <w:t>IN WITNESS WHEREOF, I have executed this declaration, as my free and voluntary act and deed, on ____ day of ________, 20__.</w:t>
+        <w:t>IN WITNESS WHEREOF, I have executed this declaration, as my free and voluntary act and deed, on [Ordinal_DocDate].</w:t>
       </w:r>
     </w:p>
     <w:tbl>
